--- a/Tommy-Cat_Agent_使用手册.docx
+++ b/Tommy-Cat_Agent_使用手册.docx
@@ -39,7 +39,7 @@
           <w:color w:val="777777"/>
           <w:sz w:val="24"/>
         </w:rPr>
-        <w:t>版本: v0.1.0</w:t>
+        <w:t>版本: v0.2.0</w:t>
         <w:br/>
         <w:t>2026年7月</w:t>
       </w:r>
@@ -143,6 +143,10 @@
       </w:pPr>
       <w:r>
         <w:t>11. 故障排除与 FAQ</w:t>
+        <w:br/>
+        <w:t>12. HTTP 多用户服务</w:t>
+        <w:br/>
+        <w:t>13. 多用户部署 FAQ</w:t>
       </w:r>
     </w:p>
     <w:p>
@@ -415,6 +419,11 @@
         <w:t># 编译</w:t>
         <w:br/>
         <w:t>go build -o bin/tommy-agent ./cmd/agent</w:t>
+        <w:br/>
+        <w:br/>
+        <w:t># 编译 HTTP 多用户服务</w:t>
+        <w:br/>
+        <w:t>go build -o bin/tommy-server ./cmd/server</w:t>
       </w:r>
     </w:p>
     <w:p>
@@ -3489,23 +3498,880 @@
       <w:pPr>
         <w:pStyle w:val="Heading1"/>
       </w:pPr>
-      <w:r>
-        <w:t>附录: 项目目录结构</w:t>
-      </w:r>
     </w:p>
     <w:p>
       <w:pPr>
         <w:spacing w:before="120" w:after="120"/>
         <w:ind w:left="283"/>
       </w:pPr>
+    </w:p>
+    <w:p>
+      <w:pPr/>
+    </w:p>
+    <w:p>
+      <w:pPr>
+        <w:pStyle w:val="Heading1"/>
+      </w:pPr>
       <w:r>
-        <w:rPr>
-          <w:rFonts w:ascii="Courier New" w:hAnsi="Courier New"/>
-          <w:sz w:val="19"/>
-        </w:rPr>
+        <w:t>12. HTTP 多用户服务</w:t>
+      </w:r>
+    </w:p>
+    <w:p>
+      <w:r>
+        <w:t>Tommy-Cat Agent v0.2.0 新增了 HTTP 多用户服务模式。在此模式下，多个用户可通过 RESTful API 并发使用同一个 Agent 实例，每个用户的对话上下文、工作记忆和执行状态完全隔离，互不影响。</w:t>
+      </w:r>
+    </w:p>
+    <w:p>
+      <w:pPr>
+        <w:pStyle w:val="Heading2"/>
+      </w:pPr>
+      <w:r>
+        <w:t>12.1 启动 HTTP 服务</w:t>
+      </w:r>
+    </w:p>
+    <w:p>
+      <w:r>
+        <w:t># 编译</w:t>
+        <w:br/>
+        <w:t>go build -o bin/tommy-server ./cmd/server</w:t>
+        <w:br/>
+        <w:br/>
+        <w:t># 启动（使用默认配置，监听 :8080）</w:t>
+        <w:br/>
+        <w:t>./bin/tommy-server</w:t>
+        <w:br/>
+        <w:br/>
+        <w:t># 指定配置文件</w:t>
+        <w:br/>
+        <w:t>./bin/tommy-server /path/to/config.yaml</w:t>
+      </w:r>
+    </w:p>
+    <w:p>
+      <w:r>
+        <w:t>启动后会显示已加载的模型供应商数量、监听地址和认证模式。服务支持优雅退出（Ctrl+C 或 SIGTERM），关闭时会等待进行中的请求完成。</w:t>
+      </w:r>
+    </w:p>
+    <w:p>
+      <w:pPr>
+        <w:pStyle w:val="Heading2"/>
+      </w:pPr>
+      <w:r>
+        <w:t>12.2 认证方式</w:t>
+      </w:r>
+    </w:p>
+    <w:p>
+      <w:r>
+        <w:t>当前支持通过 HTTP 请求头传递用户标识。每个请求必须携带用户身份信息，否则返回 401。</w:t>
+      </w:r>
+    </w:p>
+    <w:tbl>
+      <w:tblPr>
+        <w:tblStyle w:val="TableGrid"/>
+        <w:tblW w:type="auto" w:w="0"/>
+        <w:tblLook w:firstColumn="1" w:firstRow="1" w:lastColumn="0" w:lastRow="0" w:noHBand="0" w:noVBand="1" w:val="04A0"/>
+      </w:tblPr>
+      <w:tblGrid>
+        <w:gridCol w:w="2882"/>
+        <w:gridCol w:w="2882"/>
+        <w:gridCol w:w="2882"/>
+      </w:tblGrid>
+      <w:tr>
+        <w:tc>
+          <w:tcPr>
+            <w:tcW w:type="dxa" w:w="2882"/>
+          </w:tcPr>
+          <w:p>
+            <w:r>
+              <w:rPr>
+                <w:b/>
+              </w:rPr>
+              <w:t>认证模式</w:t>
+            </w:r>
+          </w:p>
+        </w:tc>
+        <w:tc>
+          <w:tcPr>
+            <w:tcW w:type="dxa" w:w="2882"/>
+          </w:tcPr>
+          <w:p>
+            <w:r>
+              <w:rPr>
+                <w:b/>
+              </w:rPr>
+              <w:t>配置值</w:t>
+            </w:r>
+          </w:p>
+        </w:tc>
+        <w:tc>
+          <w:tcPr>
+            <w:tcW w:type="dxa" w:w="2882"/>
+          </w:tcPr>
+          <w:p>
+            <w:r>
+              <w:rPr>
+                <w:b/>
+              </w:rPr>
+              <w:t>说明</w:t>
+            </w:r>
+          </w:p>
+        </w:tc>
+      </w:tr>
+      <w:tr>
+        <w:tc>
+          <w:tcPr>
+            <w:tcW w:type="dxa" w:w="2882"/>
+          </w:tcPr>
+          <w:p>
+            <w:r>
+              <w:t>Header（默认）</w:t>
+            </w:r>
+          </w:p>
+        </w:tc>
+        <w:tc>
+          <w:tcPr>
+            <w:tcW w:type="dxa" w:w="2882"/>
+          </w:tcPr>
+          <w:p>
+            <w:r>
+              <w:t>auth_mode: "header"</w:t>
+            </w:r>
+          </w:p>
+        </w:tc>
+        <w:tc>
+          <w:tcPr>
+            <w:tcW w:type="dxa" w:w="2882"/>
+          </w:tcPr>
+          <w:p>
+            <w:r>
+              <w:t>信任 X-User-ID 请求头，适用于内网部署</w:t>
+            </w:r>
+          </w:p>
+        </w:tc>
+      </w:tr>
+      <w:tr>
+        <w:tc>
+          <w:tcPr>
+            <w:tcW w:type="dxa" w:w="2882"/>
+          </w:tcPr>
+          <w:p>
+            <w:r>
+              <w:t>JWT（规划中）</w:t>
+            </w:r>
+          </w:p>
+        </w:tc>
+        <w:tc>
+          <w:tcPr>
+            <w:tcW w:type="dxa" w:w="2882"/>
+          </w:tcPr>
+          <w:p>
+            <w:r>
+              <w:t>auth_mode: "jwt"</w:t>
+            </w:r>
+          </w:p>
+        </w:tc>
+        <w:tc>
+          <w:tcPr>
+            <w:tcW w:type="dxa" w:w="2882"/>
+          </w:tcPr>
+          <w:p>
+            <w:r>
+              <w:t>从 Authorization: Bearer &lt;token&gt; 中解析用户标识</w:t>
+            </w:r>
+          </w:p>
+        </w:tc>
+      </w:tr>
+    </w:tbl>
+    <w:p/>
+    <w:p>
+      <w:r>
+        <w:t>Header 模式示例：在请求中添加 X-User-ID: alice 即可标识用户。用户 ID 长度不超过 128 字符，不允许包含 / \ &lt; &gt; 等特殊字符。</w:t>
+      </w:r>
+    </w:p>
+    <w:p>
+      <w:pPr>
+        <w:pStyle w:val="Heading2"/>
+      </w:pPr>
+      <w:r>
+        <w:t>12.3 API 端点</w:t>
+      </w:r>
+    </w:p>
+    <w:tbl>
+      <w:tblPr>
+        <w:tblStyle w:val="TableGrid"/>
+        <w:tblW w:type="auto" w:w="0"/>
+        <w:tblLook w:firstColumn="1" w:firstRow="1" w:lastColumn="0" w:lastRow="0" w:noHBand="0" w:noVBand="1" w:val="04A0"/>
+      </w:tblPr>
+      <w:tblGrid>
+        <w:gridCol w:w="2161"/>
+        <w:gridCol w:w="2161"/>
+        <w:gridCol w:w="2161"/>
+        <w:gridCol w:w="2161"/>
+      </w:tblGrid>
+      <w:tr>
+        <w:tc>
+          <w:tcPr>
+            <w:tcW w:type="dxa" w:w="2161"/>
+          </w:tcPr>
+          <w:p>
+            <w:r>
+              <w:rPr>
+                <w:b/>
+              </w:rPr>
+              <w:t>端点</w:t>
+            </w:r>
+          </w:p>
+        </w:tc>
+        <w:tc>
+          <w:tcPr>
+            <w:tcW w:type="dxa" w:w="2161"/>
+          </w:tcPr>
+          <w:p>
+            <w:r>
+              <w:rPr>
+                <w:b/>
+              </w:rPr>
+              <w:t>方法</w:t>
+            </w:r>
+          </w:p>
+        </w:tc>
+        <w:tc>
+          <w:tcPr>
+            <w:tcW w:type="dxa" w:w="2161"/>
+          </w:tcPr>
+          <w:p>
+            <w:r>
+              <w:rPr>
+                <w:b/>
+              </w:rPr>
+              <w:t>功能</w:t>
+            </w:r>
+          </w:p>
+        </w:tc>
+        <w:tc>
+          <w:tcPr>
+            <w:tcW w:type="dxa" w:w="2161"/>
+          </w:tcPr>
+          <w:p>
+            <w:r>
+              <w:rPr>
+                <w:b/>
+              </w:rPr>
+              <w:t>说明</w:t>
+            </w:r>
+          </w:p>
+        </w:tc>
+      </w:tr>
+      <w:tr>
+        <w:tc>
+          <w:tcPr>
+            <w:tcW w:type="dxa" w:w="2161"/>
+          </w:tcPr>
+          <w:p>
+            <w:r>
+              <w:t>/api/v1/chat</w:t>
+            </w:r>
+          </w:p>
+        </w:tc>
+        <w:tc>
+          <w:tcPr>
+            <w:tcW w:type="dxa" w:w="2161"/>
+          </w:tcPr>
+          <w:p>
+            <w:r>
+              <w:t>POST</w:t>
+            </w:r>
+          </w:p>
+        </w:tc>
+        <w:tc>
+          <w:tcPr>
+            <w:tcW w:type="dxa" w:w="2161"/>
+          </w:tcPr>
+          <w:p>
+            <w:r>
+              <w:t>执行任务</w:t>
+            </w:r>
+          </w:p>
+        </w:tc>
+        <w:tc>
+          <w:tcPr>
+            <w:tcW w:type="dxa" w:w="2161"/>
+          </w:tcPr>
+          <w:p>
+            <w:r>
+              <w:t>提交自然语言任务，返回执行结果</w:t>
+            </w:r>
+          </w:p>
+        </w:tc>
+      </w:tr>
+      <w:tr>
+        <w:tc>
+          <w:tcPr>
+            <w:tcW w:type="dxa" w:w="2161"/>
+          </w:tcPr>
+          <w:p>
+            <w:r>
+              <w:t>/api/v1/history</w:t>
+            </w:r>
+          </w:p>
+        </w:tc>
+        <w:tc>
+          <w:tcPr>
+            <w:tcW w:type="dxa" w:w="2161"/>
+          </w:tcPr>
+          <w:p>
+            <w:r>
+              <w:t>GET</w:t>
+            </w:r>
+          </w:p>
+        </w:tc>
+        <w:tc>
+          <w:tcPr>
+            <w:tcW w:type="dxa" w:w="2161"/>
+          </w:tcPr>
+          <w:p>
+            <w:r>
+              <w:t>对话历史</w:t>
+            </w:r>
+          </w:p>
+        </w:tc>
+        <w:tc>
+          <w:tcPr>
+            <w:tcW w:type="dxa" w:w="2161"/>
+          </w:tcPr>
+          <w:p>
+            <w:r>
+              <w:t>获取当前用户的最近对话（支持 ?limit=N）</w:t>
+            </w:r>
+          </w:p>
+        </w:tc>
+      </w:tr>
+      <w:tr>
+        <w:tc>
+          <w:tcPr>
+            <w:tcW w:type="dxa" w:w="2161"/>
+          </w:tcPr>
+          <w:p>
+            <w:r>
+              <w:t>/api/v1/clear</w:t>
+            </w:r>
+          </w:p>
+        </w:tc>
+        <w:tc>
+          <w:tcPr>
+            <w:tcW w:type="dxa" w:w="2161"/>
+          </w:tcPr>
+          <w:p>
+            <w:r>
+              <w:t>POST</w:t>
+            </w:r>
+          </w:p>
+        </w:tc>
+        <w:tc>
+          <w:tcPr>
+            <w:tcW w:type="dxa" w:w="2161"/>
+          </w:tcPr>
+          <w:p>
+            <w:r>
+              <w:t>清空记忆</w:t>
+            </w:r>
+          </w:p>
+        </w:tc>
+        <w:tc>
+          <w:tcPr>
+            <w:tcW w:type="dxa" w:w="2161"/>
+          </w:tcPr>
+          <w:p>
+            <w:r>
+              <w:t>清空当前用户的工作记忆和上下文摘要</w:t>
+            </w:r>
+          </w:p>
+        </w:tc>
+      </w:tr>
+      <w:tr>
+        <w:tc>
+          <w:tcPr>
+            <w:tcW w:type="dxa" w:w="2161"/>
+          </w:tcPr>
+          <w:p>
+            <w:r>
+              <w:t>/api/v1/health</w:t>
+            </w:r>
+          </w:p>
+        </w:tc>
+        <w:tc>
+          <w:tcPr>
+            <w:tcW w:type="dxa" w:w="2161"/>
+          </w:tcPr>
+          <w:p>
+            <w:r>
+              <w:t>GET</w:t>
+            </w:r>
+          </w:p>
+        </w:tc>
+        <w:tc>
+          <w:tcPr>
+            <w:tcW w:type="dxa" w:w="2161"/>
+          </w:tcPr>
+          <w:p>
+            <w:r>
+              <w:t>健康检查</w:t>
+            </w:r>
+          </w:p>
+        </w:tc>
+        <w:tc>
+          <w:tcPr>
+            <w:tcW w:type="dxa" w:w="2161"/>
+          </w:tcPr>
+          <w:p>
+            <w:r>
+              <w:t>返回服务状态和活跃会话数</w:t>
+            </w:r>
+          </w:p>
+        </w:tc>
+      </w:tr>
+    </w:tbl>
+    <w:p>
+      <w:pPr>
+        <w:pStyle w:val="Heading2"/>
+      </w:pPr>
+      <w:r>
+        <w:t>12.4 请求与响应示例</w:t>
+      </w:r>
+    </w:p>
+    <w:p>
+      <w:r>
+        <w:t>执行任务：</w:t>
+      </w:r>
+    </w:p>
+    <w:p>
+      <w:r>
+        <w:t>curl -X POST http://localhost:8080/api/v1/chat \</w:t>
+        <w:br/>
+        <w:t xml:space="preserve">  -H "Content-Type: application/json" \</w:t>
+        <w:br/>
+        <w:t xml:space="preserve">  -H "X-User-ID: alice" \</w:t>
+        <w:br/>
+        <w:t xml:space="preserve">  -d '{"message": "帮我搜索 Go 1.22 的新特性并总结"}'</w:t>
+      </w:r>
+    </w:p>
+    <w:p>
+      <w:r>
+        <w:t>响应：</w:t>
+      </w:r>
+    </w:p>
+    <w:p>
+      <w:r>
+        <w:t>{</w:t>
+        <w:br/>
+        <w:t xml:space="preserve">  "task_id": "a1b2c3d4-...",</w:t>
+        <w:br/>
+        <w:t xml:space="preserve">  "answer": "Go 1.22 主要新特性包括...",</w:t>
+        <w:br/>
+        <w:t xml:space="preserve">  "steps": 3,</w:t>
+        <w:br/>
+        <w:t xml:space="preserve">  "token_usage": 1847,</w:t>
+        <w:br/>
+        <w:t xml:space="preserve">  "duration_ms": 3200,</w:t>
+        <w:br/>
+        <w:t xml:space="preserve">  "tools_used": ["web_search", "web_fetch"]</w:t>
+        <w:br/>
+        <w:t>}</w:t>
+      </w:r>
+    </w:p>
+    <w:p/>
+    <w:p>
+      <w:r>
+        <w:t>获取对话历史：</w:t>
+      </w:r>
+    </w:p>
+    <w:p>
+      <w:r>
+        <w:t>curl http://localhost:8080/api/v1/history?limit=10 \</w:t>
+        <w:br/>
+        <w:t xml:space="preserve">  -H "X-User-ID: alice"</w:t>
+      </w:r>
+    </w:p>
+    <w:p/>
+    <w:p>
+      <w:r>
+        <w:t>清空记忆：</w:t>
+      </w:r>
+    </w:p>
+    <w:p>
+      <w:r>
+        <w:t>curl -X POST http://localhost:8080/api/v1/clear \</w:t>
+        <w:br/>
+        <w:t xml:space="preserve">  -H "X-User-ID: alice"</w:t>
+      </w:r>
+    </w:p>
+    <w:p>
+      <w:pPr>
+        <w:pStyle w:val="Heading2"/>
+      </w:pPr>
+      <w:r>
+        <w:t>12.5 会话管理</w:t>
+      </w:r>
+    </w:p>
+    <w:p>
+      <w:r>
+        <w:t>每个用户首次请求时自动创建独立会话（lazy 创建），包含独立的工作记忆、上下文管理器和执行引擎。会话在空闲超过 TTL（默认 30 分钟）后自动淘汰释放资源。</w:t>
+      </w:r>
+    </w:p>
+    <w:p>
+      <w:r>
+        <w:t>会话管理参数（config.yaml）：</w:t>
+      </w:r>
+    </w:p>
+    <w:tbl>
+      <w:tblPr>
+        <w:tblStyle w:val="TableGrid"/>
+        <w:tblW w:type="auto" w:w="0"/>
+        <w:tblLook w:firstColumn="1" w:firstRow="1" w:lastColumn="0" w:lastRow="0" w:noHBand="0" w:noVBand="1" w:val="04A0"/>
+      </w:tblPr>
+      <w:tblGrid>
+        <w:gridCol w:w="2882"/>
+        <w:gridCol w:w="2882"/>
+        <w:gridCol w:w="2882"/>
+      </w:tblGrid>
+      <w:tr>
+        <w:tc>
+          <w:tcPr>
+            <w:tcW w:type="dxa" w:w="2882"/>
+          </w:tcPr>
+          <w:p>
+            <w:r>
+              <w:rPr>
+                <w:b/>
+              </w:rPr>
+              <w:t>配置项</w:t>
+            </w:r>
+          </w:p>
+        </w:tc>
+        <w:tc>
+          <w:tcPr>
+            <w:tcW w:type="dxa" w:w="2882"/>
+          </w:tcPr>
+          <w:p>
+            <w:r>
+              <w:rPr>
+                <w:b/>
+              </w:rPr>
+              <w:t>默认值</w:t>
+            </w:r>
+          </w:p>
+        </w:tc>
+        <w:tc>
+          <w:tcPr>
+            <w:tcW w:type="dxa" w:w="2882"/>
+          </w:tcPr>
+          <w:p>
+            <w:r>
+              <w:rPr>
+                <w:b/>
+              </w:rPr>
+              <w:t>说明</w:t>
+            </w:r>
+          </w:p>
+        </w:tc>
+      </w:tr>
+      <w:tr>
+        <w:tc>
+          <w:tcPr>
+            <w:tcW w:type="dxa" w:w="2882"/>
+          </w:tcPr>
+          <w:p>
+            <w:r>
+              <w:t>session.max_sessions</w:t>
+            </w:r>
+          </w:p>
+        </w:tc>
+        <w:tc>
+          <w:tcPr>
+            <w:tcW w:type="dxa" w:w="2882"/>
+          </w:tcPr>
+          <w:p>
+            <w:r>
+              <w:t>1000</w:t>
+            </w:r>
+          </w:p>
+        </w:tc>
+        <w:tc>
+          <w:tcPr>
+            <w:tcW w:type="dxa" w:w="2882"/>
+          </w:tcPr>
+          <w:p>
+            <w:r>
+              <w:t>最大同时活跃的用户会话数</w:t>
+            </w:r>
+          </w:p>
+        </w:tc>
+      </w:tr>
+      <w:tr>
+        <w:tc>
+          <w:tcPr>
+            <w:tcW w:type="dxa" w:w="2882"/>
+          </w:tcPr>
+          <w:p>
+            <w:r>
+              <w:t>session.ttl</w:t>
+            </w:r>
+          </w:p>
+        </w:tc>
+        <w:tc>
+          <w:tcPr>
+            <w:tcW w:type="dxa" w:w="2882"/>
+          </w:tcPr>
+          <w:p>
+            <w:r>
+              <w:t>30m</w:t>
+            </w:r>
+          </w:p>
+        </w:tc>
+        <w:tc>
+          <w:tcPr>
+            <w:tcW w:type="dxa" w:w="2882"/>
+          </w:tcPr>
+          <w:p>
+            <w:r>
+              <w:t>空闲超时，超过则会话被淘汰</w:t>
+            </w:r>
+          </w:p>
+        </w:tc>
+      </w:tr>
+      <w:tr>
+        <w:tc>
+          <w:tcPr>
+            <w:tcW w:type="dxa" w:w="2882"/>
+          </w:tcPr>
+          <w:p>
+            <w:r>
+              <w:t>session.memory_size</w:t>
+            </w:r>
+          </w:p>
+        </w:tc>
+        <w:tc>
+          <w:tcPr>
+            <w:tcW w:type="dxa" w:w="2882"/>
+          </w:tcPr>
+          <w:p>
+            <w:r>
+              <w:t>100</w:t>
+            </w:r>
+          </w:p>
+        </w:tc>
+        <w:tc>
+          <w:tcPr>
+            <w:tcW w:type="dxa" w:w="2882"/>
+          </w:tcPr>
+          <w:p>
+            <w:r>
+              <w:t>每用户工作记忆容量（条）</w:t>
+            </w:r>
+          </w:p>
+        </w:tc>
+      </w:tr>
+      <w:tr>
+        <w:tc>
+          <w:tcPr>
+            <w:tcW w:type="dxa" w:w="2882"/>
+          </w:tcPr>
+          <w:p>
+            <w:r>
+              <w:t>session.cleanup_interval</w:t>
+            </w:r>
+          </w:p>
+        </w:tc>
+        <w:tc>
+          <w:tcPr>
+            <w:tcW w:type="dxa" w:w="2882"/>
+          </w:tcPr>
+          <w:p>
+            <w:r>
+              <w:t>5m</w:t>
+            </w:r>
+          </w:p>
+        </w:tc>
+        <w:tc>
+          <w:tcPr>
+            <w:tcW w:type="dxa" w:w="2882"/>
+          </w:tcPr>
+          <w:p>
+            <w:r>
+              <w:t>过期会话扫描间隔</w:t>
+            </w:r>
+          </w:p>
+        </w:tc>
+      </w:tr>
+      <w:tr>
+        <w:tc>
+          <w:tcPr>
+            <w:tcW w:type="dxa" w:w="2882"/>
+          </w:tcPr>
+          <w:p>
+            <w:r>
+              <w:t>session.requests_per_minute</w:t>
+            </w:r>
+          </w:p>
+        </w:tc>
+        <w:tc>
+          <w:tcPr>
+            <w:tcW w:type="dxa" w:w="2882"/>
+          </w:tcPr>
+          <w:p>
+            <w:r>
+              <w:t>0（不限）</w:t>
+            </w:r>
+          </w:p>
+        </w:tc>
+        <w:tc>
+          <w:tcPr>
+            <w:tcW w:type="dxa" w:w="2882"/>
+          </w:tcPr>
+          <w:p>
+            <w:r>
+              <w:t>每用户每分钟最大请求数</w:t>
+            </w:r>
+          </w:p>
+        </w:tc>
+      </w:tr>
+    </w:tbl>
+    <w:p>
+      <w:pPr>
+        <w:pStyle w:val="Heading2"/>
+      </w:pPr>
+      <w:r>
+        <w:t>12.6 用户隔离保证</w:t>
+      </w:r>
+    </w:p>
+    <w:p>
+      <w:r>
+        <w:t>多用户模式下，系统从以下层面保证数据隔离：</w:t>
+      </w:r>
+    </w:p>
+    <w:p>
+      <w:pPr>
+        <w:pStyle w:val="ListBullet"/>
+      </w:pPr>
+      <w:r>
+        <w:t>内存隔离：每个用户持有独立的工作记忆实例，物理上不可能跨用户读取</w:t>
+      </w:r>
+    </w:p>
+    <w:p>
+      <w:pPr>
+        <w:pStyle w:val="ListBullet"/>
+      </w:pPr>
+      <w:r>
+        <w:t>上下文隔离：上下文压缩产生的摘要归属特定用户，不会混入其他用户的 LLM 输入</w:t>
+      </w:r>
+    </w:p>
+    <w:p>
+      <w:pPr>
+        <w:pStyle w:val="ListBullet"/>
+      </w:pPr>
+      <w:r>
+        <w:t>执行隔离：同一用户的请求串行执行（保证对话连贯性），不同用户并行执行</w:t>
+      </w:r>
+    </w:p>
+    <w:p>
+      <w:pPr>
+        <w:pStyle w:val="ListBullet"/>
+      </w:pPr>
+      <w:r>
+        <w:t>限流隔离：每用户独立的请求频率限制，防止单用户耗尽全局资源</w:t>
+      </w:r>
+    </w:p>
+    <w:p>
+      <w:pPr>
+        <w:pStyle w:val="Heading2"/>
+      </w:pPr>
+      <w:r>
+        <w:t>12.7 与 CLI 模式的关系</w:t>
+      </w:r>
+    </w:p>
+    <w:p>
+      <w:r>
+        <w:t>CLI 模式（./bin/tommy-agent）和 HTTP 模式（./bin/tommy-server）共享相同的配置文件和核心引擎。CLI 模式内部使用固定的 userID="local"，行为与 v0.1.0 完全一致，适合个人本地使用。HTTP 模式适合团队共享部署或多用户集成场景。两种模式不可同时运行同一配置（会争用 Skill 存储文件）。</w:t>
+      </w:r>
+    </w:p>
+    <w:p>
+      <w:pPr>
+        <w:pStyle w:val="Heading1"/>
+      </w:pPr>
+      <w:r>
+        <w:t>13. 多用户部署 FAQ</w:t>
+      </w:r>
+    </w:p>
+    <w:p>
+      <w:r>
+        <w:t>Q: 如何限制某个用户的请求频率？</w:t>
+      </w:r>
+    </w:p>
+    <w:p>
+      <w:r>
+        <w:t>A: 在 config.yaml 中设置 session.requests_per_minute（如 20），所有用户统一限流。超过限制时 API 返回 429 Too Many Requests。当前版本不支持 per-user 差异化限流，后续版本将支持。</w:t>
+      </w:r>
+    </w:p>
+    <w:p/>
+    <w:p>
+      <w:r>
+        <w:t>Q: 用户数据会持久化吗？服务重启后记忆会丢失吗？</w:t>
+      </w:r>
+    </w:p>
+    <w:p>
+      <w:r>
+        <w:t>A: 当前版本工作记忆仅保存在内存中，服务重启后会丢失。Skill 数据（data/skills.json）是持久化的。后续版本将支持按用户持久化工作记忆到 data/users/{userID}/ 目录。</w:t>
+      </w:r>
+    </w:p>
+    <w:p/>
+    <w:p>
+      <w:r>
+        <w:t>Q: 最多支持多少并发用户？</w:t>
+      </w:r>
+    </w:p>
+    <w:p>
+      <w:r>
+        <w:t>A: 默认最大 1000 个活跃会话（session.max_sessions）。每个会话约占 200KB 内存，1000 个会话约 200MB。实际瓶颈通常在 LLM API 的并发限制上，而非 Agent 本身。</w:t>
+      </w:r>
+    </w:p>
+    <w:p/>
+    <w:p>
+      <w:r>
+        <w:t>Q: 如何在生产环境部署？</w:t>
+      </w:r>
+    </w:p>
+    <w:p>
+      <w:r>
+        <w:t>A: 建议：1) 使用反向代理（Nginx/Caddy）处理 TLS 和真实认证；2) 将 auth_mode 设为 "header"，由反向代理验证 JWT 后注入 X-User-ID；3) 不要将 8080 端口直接暴露到公网；4) 配合 systemd 或 Docker 管理进程生命周期。</w:t>
+      </w:r>
+    </w:p>
+    <w:p/>
+    <w:p>
+      <w:r>
+        <w:t>Q: CLI 模式和 HTTP 模式能同时运行吗？</w:t>
+      </w:r>
+    </w:p>
+    <w:p>
+      <w:r>
+        <w:t>A: 可以同时运行，但需注意 Skill 存储文件（data/skills.json）可能被两个进程同时写入。建议生产环境只运行 HTTP 模式，CLI 模式用于开发调试。</w:t>
+      </w:r>
+    </w:p>
+    <w:p>
+      <w:pPr>
+        <w:pStyle w:val="Heading1"/>
+      </w:pPr>
+      <w:r>
+        <w:t>附录: 项目目录结构（v0.2.0）</w:t>
+      </w:r>
+    </w:p>
+    <w:p>
+      <w:r>
         <w:t>tommy-cat/</w:t>
         <w:br/>
-        <w:t>|-- cmd/agent/main.go          # CLI 入口</w:t>
+        <w:t>|-- cmd/</w:t>
+        <w:br/>
+        <w:t>|   |-- agent/main.go          # CLI 入口（单用户 REPL）</w:t>
+        <w:br/>
+        <w:t>|   |-- server/main.go         # HTTP 服务入口（多用户）</w:t>
         <w:br/>
         <w:t>|-- config/</w:t>
         <w:br/>
@@ -3513,31 +4379,45 @@
         <w:br/>
         <w:t>|   |-- config.yaml            # 主配置文件</w:t>
         <w:br/>
-        <w:t>|   +-- policy.yaml            # 安全策略配置</w:t>
+        <w:t>|   |-- policy.yaml            # 安全策略配置</w:t>
         <w:br/>
         <w:t>|-- internal/</w:t>
         <w:br/>
-        <w:t>|   |-- llm/                   # LLM 网关与通用 Provider</w:t>
+        <w:t>|   |-- llm/                   # LLM 网关与 Provider</w:t>
         <w:br/>
-        <w:t>|   |-- engine/                # ReAct 执行引擎</w:t>
+        <w:t>|   |-- engine/                # ReAct 执行引擎（无状态）</w:t>
         <w:br/>
         <w:t>|   |-- tool/                  # 工具注册表与内置工具</w:t>
         <w:br/>
         <w:t>|   |-- memory/                # 三层记忆系统</w:t>
         <w:br/>
+        <w:t>|   |-- session/               # 多用户会话管理（NEW）</w:t>
+        <w:br/>
+        <w:t>|   |-- server/                # HTTP API 与认证中间件（NEW）</w:t>
+        <w:br/>
         <w:t>|   |-- security/              # 安全策略引擎</w:t>
         <w:br/>
         <w:t>|   |-- skill/                 # Skill 自动生成与匹配</w:t>
         <w:br/>
+        <w:t>|   |-- ctxmgr/                # 上下文压缩管理</w:t>
+        <w:br/>
         <w:t>|   |-- doctor/                # 健康自检系统</w:t>
         <w:br/>
-        <w:t>|   +-- trace/                 # 执行追踪</w:t>
+        <w:t>|   |-- trace/                 # 执行追踪</w:t>
+        <w:br/>
+        <w:t>|   |-- mcp/                   # MCP 协议适配</w:t>
         <w:br/>
         <w:t>|-- data/                      # Skill 持久化存储</w:t>
         <w:br/>
+        <w:t>|-- bin/                       # 编译产物</w:t>
+        <w:br/>
+        <w:t>|   |-- tommy-agent            # CLI 二进制</w:t>
+        <w:br/>
+        <w:t>|   |-- tommy-server           # HTTP 服务二进制</w:t>
+        <w:br/>
         <w:t>|-- go.mod</w:t>
         <w:br/>
-        <w:t>+-- go.sum</w:t>
+        <w:t>|-- go.sum</w:t>
       </w:r>
     </w:p>
     <w:sectPr>

--- a/Tommy-Cat_Agent_使用手册.docx
+++ b/Tommy-Cat_Agent_使用手册.docx
@@ -39,9 +39,9 @@
           <w:color w:val="777777"/>
           <w:sz w:val="24"/>
         </w:rPr>
-        <w:t>版本: v0.2.0</w:t>
+        <w:t>版本: v0.3.0</w:t>
         <w:br/>
-        <w:t>2026年7月</w:t>
+        <w:t>2026年8月</w:t>
       </w:r>
     </w:p>
     <w:p>
@@ -292,7 +292,7 @@
           </w:tcPr>
           <w:p>
             <w:r>
-              <w:t>macOS / Linux / Windows</w:t>
+              <w:t>macOS / Linux（Windows 暂未支持，internal/tool 仅有 limits_darwin.go 和 limits_linux.go）</w:t>
             </w:r>
           </w:p>
         </w:tc>
@@ -314,7 +314,7 @@
           </w:tcPr>
           <w:p>
             <w:r>
-              <w:t>1.22 或更高</w:t>
+              <w:t>1.25 或更高</w:t>
             </w:r>
           </w:p>
         </w:tc>
@@ -449,16 +449,19 @@
           <w:rFonts w:ascii="Courier New" w:hAnsi="Courier New"/>
           <w:sz w:val="19"/>
         </w:rPr>
-        <w:t>export DEEPSEEK_API_KEY="sk-your-deepseek-key"</w:t>
+        <w:t>export MIMO_API_KEY="sk-your-mimo-key"            # 当前默认供应商</w:t>
         <w:br/>
-        <w:t>export DASHSCOPE_API_KEY="sk-your-dashscope-key"</w:t>
+        <w:t>export DEEPSEEK_API_KEY="sk-your-deepseek-key"    # 降级供应商</w:t>
         <w:br/>
+        <w:t>export DASHSCOPE_API_KEY="sk-your-dashscope-key"  # 可选（qwen）</w:t>
         <w:br/>
-        <w:t># 可选：覆盖默认迭代次数和工作目录</w:t>
-        <w:br/>
-        <w:t>export AGENT_MAX_ITERATIONS=30</w:t>
-        <w:br/>
-        <w:t>export AGENT_WORK_DIR=/path/to/sandbox</w:t>
+        <w:t>export TAVILY_API_KEY="tvly-your-tavily-key"      # 可选（Tavily 搜索）</w:t>
+      </w:r>
+    </w:p>
+    <w:p>
+      <w:pPr/>
+      <w:r>
+        <w:t>环境变量通过配置文件中的 ${VAR_NAME} 语法引用展开，支持 api_key、dsn、tavily_api_key、auth_api_key、auth_jwt_secret 等字段；迭代次数、工作目录等其他参数请直接修改 config.yaml。</w:t>
       </w:r>
     </w:p>
     <w:p>
@@ -557,7 +560,7 @@
     </w:p>
     <w:p>
       <w:r>
-        <w:t>配置文件位于 config/config.yaml，采用 YAML 格式。所有模型接入均通过声明式配置完成，无需修改代码。</w:t>
+        <w:t>配置文件位于 config/config.yaml，采用 YAML 格式。所有模型接入均通过声明式配置完成，无需修改代码。此外，搜索引擎（search 段，支持 DuckDuckGo / Tavily）、数据库只读查询（databases 段）、本地知识库（knowledge_bases 段）、MCP 远程工具（mcp 段）和 HTTP 服务（server 段）等可选能力也通过 config.yaml 声明式配置，详见 4.1 示例及 config.yaml 中的注释。</w:t>
       </w:r>
     </w:p>
     <w:p>
@@ -580,35 +583,35 @@
         </w:rPr>
         <w:t>llm:</w:t>
         <w:br/>
-        <w:t xml:space="preserve">  default_provider: "deepseek"      # 默认供应商</w:t>
+        <w:t xml:space="preserve">  default_provider: "mimo"          # 默认供应商</w:t>
         <w:br/>
-        <w:t xml:space="preserve">  fallback_provider: "qwen"         # 降级供应商</w:t>
+        <w:t xml:space="preserve">  fallback_provider: "deepseek"     # 降级供应商</w:t>
         <w:br/>
         <w:t xml:space="preserve">  providers:</w:t>
+        <w:br/>
+        <w:t xml:space="preserve">    mimo:</w:t>
+        <w:br/>
+        <w:t xml:space="preserve">      base_url: "https://token-plan-cn.xiaomimimo.com/v1/chat/completions"</w:t>
+        <w:br/>
+        <w:t xml:space="preserve">      api_key: "${MIMO_API_KEY}"    # 支持环境变量</w:t>
+        <w:br/>
+        <w:t xml:space="preserve">      model: "mimo-v2.5-pro"</w:t>
+        <w:br/>
+        <w:t xml:space="preserve">      max_tokens: 32768</w:t>
+        <w:br/>
+        <w:t xml:space="preserve">      timeout: "120s"</w:t>
         <w:br/>
         <w:t xml:space="preserve">    deepseek:</w:t>
         <w:br/>
         <w:t xml:space="preserve">      base_url: "https://api.deepseek.com/chat/completions"</w:t>
         <w:br/>
-        <w:t xml:space="preserve">      api_key: "${DEEPSEEK_API_KEY}"   # 支持环境变量</w:t>
+        <w:t xml:space="preserve">      api_key: "${DEEPSEEK_API_KEY}"</w:t>
         <w:br/>
         <w:t xml:space="preserve">      model: "deepseek-chat"</w:t>
         <w:br/>
         <w:t xml:space="preserve">      max_tokens: 65536</w:t>
         <w:br/>
         <w:t xml:space="preserve">      timeout: "120s"</w:t>
-        <w:br/>
-        <w:t xml:space="preserve">    qwen:</w:t>
-        <w:br/>
-        <w:t xml:space="preserve">      base_url: "https://dashscope.aliyuncs.com/compatible-mode/v1/chat/completions"</w:t>
-        <w:br/>
-        <w:t xml:space="preserve">      api_key: "${DASHSCOPE_API_KEY}"</w:t>
-        <w:br/>
-        <w:t xml:space="preserve">      model: "qwen-max"</w:t>
-        <w:br/>
-        <w:t xml:space="preserve">      max_tokens: 32768</w:t>
-        <w:br/>
-        <w:t xml:space="preserve">      timeout: "90s"</w:t>
         <w:br/>
         <w:br/>
         <w:t>engine:</w:t>
@@ -617,12 +620,40 @@
         <w:br/>
         <w:t xml:space="preserve">  system_prompt: ""                # 自定义系统提示词（空则用默认）</w:t>
         <w:br/>
+        <w:t xml:space="preserve">  # trace_export_path: "data/traces.jsonl"  # 追踪 span 的 JSONL 导出路径（默认空=禁用）</w:t>
+        <w:br/>
+        <w:t xml:space="preserve">  reflection:                      # 自我反思与重规划（默认禁用）</w:t>
+        <w:br/>
+        <w:t xml:space="preserve">    enabled: false                 # 是否启用反思</w:t>
+        <w:br/>
+        <w:t xml:space="preserve">    interval_steps: 5              # 每隔多少步执行一次阶段性反思</w:t>
+        <w:br/>
+        <w:t xml:space="preserve">    satisfaction_threshold: 0.6    # 满意度低于此分数触发调整</w:t>
+        <w:br/>
+        <w:t xml:space="preserve">    max_replans: 2                 # 最大重规划次数</w:t>
+        <w:br/>
+        <w:t xml:space="preserve">    deviation_threshold: 1.5       # 累积偏差超过此值触发重规划</w:t>
+        <w:br/>
+        <w:br/>
+        <w:t>search:</w:t>
+        <w:br/>
+        <w:t xml:space="preserve">  default_engine: "duckduckgo"     # duckduckgo（免费）| tavily（需 API Key）</w:t>
+        <w:br/>
+        <w:t xml:space="preserve">  # tavily_api_key: "${TAVILY_API_KEY}"  # Tavily API Key（可选）</w:t>
+        <w:br/>
+        <w:t xml:space="preserve">  max_results: 5                   # 默认返回结果数</w:t>
+        <w:br/>
         <w:br/>
         <w:t>policy_file: "config/policy.yaml"  # 安全策略文件路径</w:t>
         <w:br/>
         <w:t>skill_store_path: "data/skills.json"  # Skill 存储路径</w:t>
         <w:br/>
         <w:t>work_dir: "."                      # 工作目录（文件操作沙箱）</w:t>
+        <w:br/>
+        <w:br/>
+        <w:t># 可选配置段（详见 config.yaml 注释）：server（HTTP 服务与认证）、</w:t>
+        <w:br/>
+        <w:t># databases（数据库只读查询）、knowledge_bases（本地知识库）、mcp（MCP 远程工具）</w:t>
       </w:r>
     </w:p>
     <w:p>
@@ -727,7 +758,7 @@
           </w:tcPr>
           <w:p>
             <w:r>
-              <w:t>deepseek</w:t>
+              <w:t>mimo</w:t>
             </w:r>
           </w:p>
         </w:tc>
@@ -769,7 +800,7 @@
           </w:tcPr>
           <w:p>
             <w:r>
-              <w:t>qwen</w:t>
+              <w:t>deepseek</w:t>
             </w:r>
           </w:p>
         </w:tc>
@@ -1242,6 +1273,342 @@
           <w:p>
             <w:r>
               <w:t>文件操作沙箱范围</w:t>
+            </w:r>
+          </w:p>
+        </w:tc>
+      </w:tr>
+      <w:tr>
+        <w:tc>
+          <w:tcPr>
+            <w:tcW w:type="dxa" w:w="2161"/>
+          </w:tcPr>
+          <w:p>
+            <w:r>
+              <w:t>search.default_engine</w:t>
+            </w:r>
+          </w:p>
+        </w:tc>
+        <w:tc>
+          <w:tcPr>
+            <w:tcW w:type="dxa" w:w="2161"/>
+          </w:tcPr>
+          <w:p>
+            <w:r>
+              <w:t>string</w:t>
+            </w:r>
+          </w:p>
+        </w:tc>
+        <w:tc>
+          <w:tcPr>
+            <w:tcW w:type="dxa" w:w="2161"/>
+          </w:tcPr>
+          <w:p>
+            <w:r>
+              <w:t>duckduckgo</w:t>
+            </w:r>
+          </w:p>
+        </w:tc>
+        <w:tc>
+          <w:tcPr>
+            <w:tcW w:type="dxa" w:w="2161"/>
+          </w:tcPr>
+          <w:p>
+            <w:r>
+              <w:t>搜索引擎（duckduckgo / tavily）</w:t>
+            </w:r>
+          </w:p>
+        </w:tc>
+      </w:tr>
+      <w:tr>
+        <w:tc>
+          <w:tcPr>
+            <w:tcW w:type="dxa" w:w="2161"/>
+          </w:tcPr>
+          <w:p>
+            <w:r>
+              <w:t>search.tavily_api_key</w:t>
+            </w:r>
+          </w:p>
+        </w:tc>
+        <w:tc>
+          <w:tcPr>
+            <w:tcW w:type="dxa" w:w="2161"/>
+          </w:tcPr>
+          <w:p>
+            <w:r>
+              <w:t>string</w:t>
+            </w:r>
+          </w:p>
+        </w:tc>
+        <w:tc>
+          <w:tcPr>
+            <w:tcW w:type="dxa" w:w="2161"/>
+          </w:tcPr>
+          <w:p>
+            <w:r>
+              <w:t>—</w:t>
+            </w:r>
+          </w:p>
+        </w:tc>
+        <w:tc>
+          <w:tcPr>
+            <w:tcW w:type="dxa" w:w="2161"/>
+          </w:tcPr>
+          <w:p>
+            <w:r>
+              <w:t>Tavily API Key，支持 ${ENV_VAR}</w:t>
+            </w:r>
+          </w:p>
+        </w:tc>
+      </w:tr>
+      <w:tr>
+        <w:tc>
+          <w:tcPr>
+            <w:tcW w:type="dxa" w:w="2161"/>
+          </w:tcPr>
+          <w:p>
+            <w:r>
+              <w:t>search.max_results</w:t>
+            </w:r>
+          </w:p>
+        </w:tc>
+        <w:tc>
+          <w:tcPr>
+            <w:tcW w:type="dxa" w:w="2161"/>
+          </w:tcPr>
+          <w:p>
+            <w:r>
+              <w:t>int</w:t>
+            </w:r>
+          </w:p>
+        </w:tc>
+        <w:tc>
+          <w:tcPr>
+            <w:tcW w:type="dxa" w:w="2161"/>
+          </w:tcPr>
+          <w:p>
+            <w:r>
+              <w:t>5</w:t>
+            </w:r>
+          </w:p>
+        </w:tc>
+        <w:tc>
+          <w:tcPr>
+            <w:tcW w:type="dxa" w:w="2161"/>
+          </w:tcPr>
+          <w:p>
+            <w:r>
+              <w:t>搜索默认返回结果数</w:t>
+            </w:r>
+          </w:p>
+        </w:tc>
+      </w:tr>
+      <w:tr>
+        <w:tc>
+          <w:tcPr>
+            <w:tcW w:type="dxa" w:w="2161"/>
+          </w:tcPr>
+          <w:p>
+            <w:r>
+              <w:t>engine.reflection.enabled</w:t>
+            </w:r>
+          </w:p>
+        </w:tc>
+        <w:tc>
+          <w:tcPr>
+            <w:tcW w:type="dxa" w:w="2161"/>
+          </w:tcPr>
+          <w:p>
+            <w:r>
+              <w:t>bool</w:t>
+            </w:r>
+          </w:p>
+        </w:tc>
+        <w:tc>
+          <w:tcPr>
+            <w:tcW w:type="dxa" w:w="2161"/>
+          </w:tcPr>
+          <w:p>
+            <w:r>
+              <w:t>false</w:t>
+            </w:r>
+          </w:p>
+        </w:tc>
+        <w:tc>
+          <w:tcPr>
+            <w:tcW w:type="dxa" w:w="2161"/>
+          </w:tcPr>
+          <w:p>
+            <w:r>
+              <w:t>自我反思与重规划</w:t>
+            </w:r>
+          </w:p>
+        </w:tc>
+      </w:tr>
+      <w:tr>
+        <w:tc>
+          <w:tcPr>
+            <w:tcW w:type="dxa" w:w="2161"/>
+          </w:tcPr>
+          <w:p>
+            <w:r>
+              <w:t>engine.trace_export_path</w:t>
+            </w:r>
+          </w:p>
+        </w:tc>
+        <w:tc>
+          <w:tcPr>
+            <w:tcW w:type="dxa" w:w="2161"/>
+          </w:tcPr>
+          <w:p>
+            <w:r>
+              <w:t>string</w:t>
+            </w:r>
+          </w:p>
+        </w:tc>
+        <w:tc>
+          <w:tcPr>
+            <w:tcW w:type="dxa" w:w="2161"/>
+          </w:tcPr>
+          <w:p>
+            <w:r>
+              <w:t>空=禁用</w:t>
+            </w:r>
+          </w:p>
+        </w:tc>
+        <w:tc>
+          <w:tcPr>
+            <w:tcW w:type="dxa" w:w="2161"/>
+          </w:tcPr>
+          <w:p>
+            <w:r>
+              <w:t>追踪 span 的 JSONL 导出路径</w:t>
+            </w:r>
+          </w:p>
+        </w:tc>
+      </w:tr>
+      <w:tr>
+        <w:tc>
+          <w:tcPr>
+            <w:tcW w:type="dxa" w:w="2161"/>
+          </w:tcPr>
+          <w:p>
+            <w:r>
+              <w:t>server.auth_mode</w:t>
+            </w:r>
+          </w:p>
+        </w:tc>
+        <w:tc>
+          <w:tcPr>
+            <w:tcW w:type="dxa" w:w="2161"/>
+          </w:tcPr>
+          <w:p>
+            <w:r>
+              <w:t>string</w:t>
+            </w:r>
+          </w:p>
+        </w:tc>
+        <w:tc>
+          <w:tcPr>
+            <w:tcW w:type="dxa" w:w="2161"/>
+          </w:tcPr>
+          <w:p>
+            <w:r>
+              <w:t>header</w:t>
+            </w:r>
+          </w:p>
+        </w:tc>
+        <w:tc>
+          <w:tcPr>
+            <w:tcW w:type="dxa" w:w="2161"/>
+          </w:tcPr>
+          <w:p>
+            <w:r>
+              <w:t>认证模式（header / api_key / jwt）</w:t>
+            </w:r>
+          </w:p>
+        </w:tc>
+      </w:tr>
+      <w:tr>
+        <w:tc>
+          <w:tcPr>
+            <w:tcW w:type="dxa" w:w="2161"/>
+          </w:tcPr>
+          <w:p>
+            <w:r>
+              <w:t>server.auth_api_key</w:t>
+            </w:r>
+          </w:p>
+        </w:tc>
+        <w:tc>
+          <w:tcPr>
+            <w:tcW w:type="dxa" w:w="2161"/>
+          </w:tcPr>
+          <w:p>
+            <w:r>
+              <w:t>string</w:t>
+            </w:r>
+          </w:p>
+        </w:tc>
+        <w:tc>
+          <w:tcPr>
+            <w:tcW w:type="dxa" w:w="2161"/>
+          </w:tcPr>
+          <w:p>
+            <w:r>
+              <w:t>—</w:t>
+            </w:r>
+          </w:p>
+        </w:tc>
+        <w:tc>
+          <w:tcPr>
+            <w:tcW w:type="dxa" w:w="2161"/>
+          </w:tcPr>
+          <w:p>
+            <w:r>
+              <w:t>api_key 模式必填，支持 ${ENV_VAR}</w:t>
+            </w:r>
+          </w:p>
+        </w:tc>
+      </w:tr>
+      <w:tr>
+        <w:tc>
+          <w:tcPr>
+            <w:tcW w:type="dxa" w:w="2161"/>
+          </w:tcPr>
+          <w:p>
+            <w:r>
+              <w:t>server.auth_jwt_secret</w:t>
+            </w:r>
+          </w:p>
+        </w:tc>
+        <w:tc>
+          <w:tcPr>
+            <w:tcW w:type="dxa" w:w="2161"/>
+          </w:tcPr>
+          <w:p>
+            <w:r>
+              <w:t>string</w:t>
+            </w:r>
+          </w:p>
+        </w:tc>
+        <w:tc>
+          <w:tcPr>
+            <w:tcW w:type="dxa" w:w="2161"/>
+          </w:tcPr>
+          <w:p>
+            <w:r>
+              <w:t>—</w:t>
+            </w:r>
+          </w:p>
+        </w:tc>
+        <w:tc>
+          <w:tcPr>
+            <w:tcW w:type="dxa" w:w="2161"/>
+          </w:tcPr>
+          <w:p>
+            <w:r>
+              <w:t>jwt 模式必填（HS256 签名密钥），支持 ${ENV_VAR}</w:t>
             </w:r>
           </w:p>
         </w:tc>
@@ -1258,7 +1625,7 @@
     </w:p>
     <w:p>
       <w:r>
-        <w:t>以下环境变量可覆盖配置文件中的对应项（优先级最高）：</w:t>
+        <w:t>配置文件中的 ${VAR_NAME} 会在加载时从环境变量取值展开。常用环境变量与对应配置字段如下：</w:t>
       </w:r>
     </w:p>
     <w:tbl>
@@ -1295,7 +1662,7 @@
               <w:rPr>
                 <w:b/>
               </w:rPr>
-              <w:t>覆盖配置项</w:t>
+              <w:t>对应配置字段</w:t>
             </w:r>
           </w:p>
         </w:tc>
@@ -1307,7 +1674,7 @@
           </w:tcPr>
           <w:p>
             <w:r>
-              <w:t>DEEPSEEK_API_KEY</w:t>
+              <w:t>MIMO_API_KEY</w:t>
             </w:r>
           </w:p>
         </w:tc>
@@ -1317,7 +1684,7 @@
           </w:tcPr>
           <w:p>
             <w:r>
-              <w:t>llm.providers.deepseek.api_key</w:t>
+              <w:t>llm.providers.mimo.api_key（默认供应商）</w:t>
             </w:r>
           </w:p>
         </w:tc>
@@ -1329,7 +1696,7 @@
           </w:tcPr>
           <w:p>
             <w:r>
-              <w:t>DASHSCOPE_API_KEY</w:t>
+              <w:t>DEEPSEEK_API_KEY</w:t>
             </w:r>
           </w:p>
         </w:tc>
@@ -1339,7 +1706,7 @@
           </w:tcPr>
           <w:p>
             <w:r>
-              <w:t>llm.providers.qwen.api_key</w:t>
+              <w:t>llm.providers.deepseek.api_key（降级供应商）</w:t>
             </w:r>
           </w:p>
         </w:tc>
@@ -1351,7 +1718,7 @@
           </w:tcPr>
           <w:p>
             <w:r>
-              <w:t>AGENT_MAX_ITERATIONS</w:t>
+              <w:t>DASHSCOPE_API_KEY</w:t>
             </w:r>
           </w:p>
         </w:tc>
@@ -1361,7 +1728,7 @@
           </w:tcPr>
           <w:p>
             <w:r>
-              <w:t>engine.max_iterations</w:t>
+              <w:t>llm.providers.qwen.api_key（可选）</w:t>
             </w:r>
           </w:p>
         </w:tc>
@@ -1373,7 +1740,7 @@
           </w:tcPr>
           <w:p>
             <w:r>
-              <w:t>AGENT_WORK_DIR</w:t>
+              <w:t>TAVILY_API_KEY</w:t>
             </w:r>
           </w:p>
         </w:tc>
@@ -1383,7 +1750,51 @@
           </w:tcPr>
           <w:p>
             <w:r>
-              <w:t>work_dir</w:t>
+              <w:t>search.tavily_api_key（可选，Tavily 搜索）</w:t>
+            </w:r>
+          </w:p>
+        </w:tc>
+      </w:tr>
+      <w:tr>
+        <w:tc>
+          <w:tcPr>
+            <w:tcW w:type="dxa" w:w="4323"/>
+          </w:tcPr>
+          <w:p>
+            <w:r>
+              <w:t>AGENT_API_KEY</w:t>
+            </w:r>
+          </w:p>
+        </w:tc>
+        <w:tc>
+          <w:tcPr>
+            <w:tcW w:type="dxa" w:w="4323"/>
+          </w:tcPr>
+          <w:p>
+            <w:r>
+              <w:t>server.auth_api_key（api_key 认证模式必填）</w:t>
+            </w:r>
+          </w:p>
+        </w:tc>
+      </w:tr>
+      <w:tr>
+        <w:tc>
+          <w:tcPr>
+            <w:tcW w:type="dxa" w:w="4323"/>
+          </w:tcPr>
+          <w:p>
+            <w:r>
+              <w:t>AGENT_JWT_SECRET</w:t>
+            </w:r>
+          </w:p>
+        </w:tc>
+        <w:tc>
+          <w:tcPr>
+            <w:tcW w:type="dxa" w:w="4323"/>
+          </w:tcPr>
+          <w:p>
+            <w:r>
+              <w:t>server.auth_jwt_secret（jwt 认证模式必填）</w:t>
             </w:r>
           </w:p>
         </w:tc>
@@ -1850,6 +2261,12 @@
       </w:r>
     </w:p>
     <w:p>
+      <w:pPr/>
+      <w:r>
+        <w:t>v0.3.0 起，引擎在每次工具执行前都会经过 ToolGate 工具调用门禁，对 tool_call 检查点进行策略评估：deny 直接拦截，并把拦截原因作为工具执行结果反馈给 LLM；require_approval 在 CLI 模式下于终端交互确认（输入 y 放行，其他输入拒绝），HTTP 模式（无法交互）自动拒绝并记录日志。</w:t>
+      </w:r>
+    </w:p>
+    <w:p>
       <w:pPr>
         <w:pStyle w:val="Heading2"/>
       </w:pPr>
@@ -2012,7 +2429,7 @@
           </w:tcPr>
           <w:p>
             <w:r>
-              <w:t>显示确认提示，输入 y 继续</w:t>
+              <w:t>CLI 显示确认提示，输入 y 继续；HTTP 模式自动拒绝</w:t>
             </w:r>
           </w:p>
         </w:tc>
@@ -2034,7 +2451,7 @@
           </w:tcPr>
           <w:p>
             <w:r>
-              <w:t>自动脱敏输出内容</w:t>
+              <w:t>自动脱敏输出内容（llm_output/tool_return 检查点暂未接入运行路径，当前仅 tool_call/task_start/task_end 生效）</w:t>
             </w:r>
           </w:p>
         </w:tc>
@@ -2066,7 +2483,7 @@
           </w:tcPr>
           <w:p>
             <w:r>
-              <w:t>限流保护</w:t>
+              <w:t>限流保护（llm_output/tool_return 检查点暂未接入运行路径，当前仅 tool_call/task_start/task_end 生效）</w:t>
             </w:r>
           </w:p>
         </w:tc>
@@ -2477,7 +2894,7 @@
           </w:tcPr>
           <w:p>
             <w:r>
-              <w:t>费用上限保护</w:t>
+              <w:t>费用上限保护（task_end 时评估）</w:t>
             </w:r>
           </w:p>
         </w:tc>
@@ -2666,6 +3083,48 @@
           <w:p>
             <w:r>
               <w:t>禁用</w:t>
+            </w:r>
+          </w:p>
+        </w:tc>
+      </w:tr>
+      <w:tr>
+        <w:tc>
+          <w:tcPr>
+            <w:tcW w:type="dxa" w:w="2161"/>
+          </w:tcPr>
+          <w:p>
+            <w:r>
+              <w:t>block-rm-recursive-force</w:t>
+            </w:r>
+          </w:p>
+        </w:tc>
+        <w:tc>
+          <w:tcPr>
+            <w:tcW w:type="dxa" w:w="2161"/>
+          </w:tcPr>
+          <w:p>
+            <w:r>
+              <w:t>拦截递归强制删除（rm -rf 各变体）</w:t>
+            </w:r>
+          </w:p>
+        </w:tc>
+        <w:tc>
+          <w:tcPr>
+            <w:tcW w:type="dxa" w:w="2161"/>
+          </w:tcPr>
+          <w:p>
+            <w:r>
+              <w:t>deny</w:t>
+            </w:r>
+          </w:p>
+        </w:tc>
+        <w:tc>
+          <w:tcPr>
+            <w:tcW w:type="dxa" w:w="2161"/>
+          </w:tcPr>
+          <w:p>
+            <w:r>
+              <w:t>启用</w:t>
             </w:r>
           </w:p>
         </w:tc>
@@ -2785,9 +3244,9 @@
         <w:br/>
         <w:t xml:space="preserve">  [PASS] 配置文件检查        通过</w:t>
         <w:br/>
-        <w:t xml:space="preserve">  [PASS] LLM 供应商连接     通过 (2/2)</w:t>
+        <w:t xml:space="preserve">  [PASS] LLM 供应商连接     通过 (3/3)</w:t>
         <w:br/>
-        <w:t xml:space="preserve">  [PASS] 安全策略加载       通过 (7条策略)</w:t>
+        <w:t xml:space="preserve">  [PASS] 安全策略加载       通过 (8条策略)</w:t>
         <w:br/>
         <w:t xml:space="preserve">  [PASS] 工具注册表         通过 (6个工具)</w:t>
         <w:br/>
@@ -3206,7 +3665,7 @@
           </w:tcPr>
           <w:p>
             <w:r>
-              <w:t>网络搜索</w:t>
+              <w:t>网络搜索（DuckDuckGo 免费免 Key / Tavily 需 API Key，支持自动 fallback）</w:t>
             </w:r>
           </w:p>
         </w:tc>
@@ -3377,6 +3836,102 @@
           <w:p>
             <w:r>
               <w:t>L3 (高危)</w:t>
+            </w:r>
+          </w:p>
+        </w:tc>
+      </w:tr>
+      <w:tr>
+        <w:tc>
+          <w:tcPr>
+            <w:tcW w:type="dxa" w:w="2882"/>
+          </w:tcPr>
+          <w:p>
+            <w:r>
+              <w:t>db_query</w:t>
+            </w:r>
+          </w:p>
+        </w:tc>
+        <w:tc>
+          <w:tcPr>
+            <w:tcW w:type="dxa" w:w="2882"/>
+          </w:tcPr>
+          <w:p>
+            <w:r>
+              <w:t>数据库只读查询（需在 config 配置数据源；仅 SELECT 类）</w:t>
+            </w:r>
+          </w:p>
+        </w:tc>
+        <w:tc>
+          <w:tcPr>
+            <w:tcW w:type="dxa" w:w="2882"/>
+          </w:tcPr>
+          <w:p>
+            <w:r>
+              <w:t>按数据源配置</w:t>
+            </w:r>
+          </w:p>
+        </w:tc>
+      </w:tr>
+      <w:tr>
+        <w:tc>
+          <w:tcPr>
+            <w:tcW w:type="dxa" w:w="2882"/>
+          </w:tcPr>
+          <w:p>
+            <w:r>
+              <w:t>kb_search / kb_read / kb_list</w:t>
+            </w:r>
+          </w:p>
+        </w:tc>
+        <w:tc>
+          <w:tcPr>
+            <w:tcW w:type="dxa" w:w="2882"/>
+          </w:tcPr>
+          <w:p>
+            <w:r>
+              <w:t>本地知识库检索（需配置 knowledge_bases）</w:t>
+            </w:r>
+          </w:p>
+        </w:tc>
+        <w:tc>
+          <w:tcPr>
+            <w:tcW w:type="dxa" w:w="2882"/>
+          </w:tcPr>
+          <w:p>
+            <w:r>
+              <w:t>L0</w:t>
+            </w:r>
+          </w:p>
+        </w:tc>
+      </w:tr>
+      <w:tr>
+        <w:tc>
+          <w:tcPr>
+            <w:tcW w:type="dxa" w:w="2882"/>
+          </w:tcPr>
+          <w:p>
+            <w:r>
+              <w:t>MCP 远程工具</w:t>
+            </w:r>
+          </w:p>
+        </w:tc>
+        <w:tc>
+          <w:tcPr>
+            <w:tcW w:type="dxa" w:w="2882"/>
+          </w:tcPr>
+          <w:p>
+            <w:r>
+              <w:t>由 mcp.servers 配置接入，风险等级可配（默认 L1）</w:t>
+            </w:r>
+          </w:p>
+        </w:tc>
+        <w:tc>
+          <w:tcPr>
+            <w:tcW w:type="dxa" w:w="2882"/>
+          </w:tcPr>
+          <w:p>
+            <w:r>
+              <w:t>可配</w:t>
             </w:r>
           </w:p>
         </w:tc>
@@ -3476,7 +4031,7 @@
     </w:p>
     <w:p>
       <w:r>
-        <w:t>A: 修改 config.yaml 中 engine.max_iterations（默认 20），或设置环境变量 AGENT_MAX_ITERATIONS。复杂任务可适当增大。</w:t>
+        <w:t>A: 修改 config.yaml 中 engine.max_iterations（默认 20）。复杂任务可适当增大。</w:t>
       </w:r>
     </w:p>
     <w:p/>
@@ -3494,6 +4049,36 @@
       </w:r>
     </w:p>
     <w:p/>
+    <w:p>
+      <w:pPr/>
+      <w:r>
+        <w:t>Q: 配置了 Tavily 搜索但没生效？</w:t>
+      </w:r>
+    </w:p>
+    <w:p>
+      <w:pPr/>
+      <w:r>
+        <w:t>A: 确认 search.default_engine 设为 tavily、tavily_api_key 已取消注释，且 TAVILY_API_KEY 环境变量已设置。Key 无效或请求失败时会自动 fallback 到 DuckDuckGo，可通过日志确认实际使用的搜索引擎。</w:t>
+      </w:r>
+    </w:p>
+    <w:p>
+      <w:pPr/>
+    </w:p>
+    <w:p>
+      <w:pPr/>
+      <w:r>
+        <w:t>Q: 为什么没有出现审批确认提示？</w:t>
+      </w:r>
+    </w:p>
+    <w:p>
+      <w:pPr/>
+      <w:r>
+        <w:t>A: 只有命中 enabled 状态、效果为 require_approval 的策略（tool_call 检查点）才会触发询问。CLI 模式下在终端输入 y 放行；HTTP 模式无法交互，一律自动拒绝并记录日志。</w:t>
+      </w:r>
+    </w:p>
+    <w:p>
+      <w:pPr/>
+    </w:p>
     <w:p>
       <w:pPr>
         <w:pStyle w:val="Heading1"/>
@@ -3561,7 +4146,7 @@
     </w:p>
     <w:p>
       <w:r>
-        <w:t>当前支持通过 HTTP 请求头传递用户标识。每个请求必须携带用户身份信息，否则返回 401。</w:t>
+        <w:t>支持三种认证模式（server.auth_mode 配置）：header（默认，信任 X-User-ID 请求头，仅适用于内网部署）、api_key（校验 X-API-Key 请求头，server.auth_api_key 必填，为空时拒绝启动）、jwt（校验 Authorization: Bearer 中 HS256 签名的 JWT，server.auth_jwt_secret 必填，取 sub 作为用户标识并校验 exp 过期时间）。每个请求必须携带合法的用户身份信息，否则返回 401。</w:t>
       </w:r>
     </w:p>
     <w:tbl>
@@ -3655,7 +4240,7 @@
           </w:tcPr>
           <w:p>
             <w:r>
-              <w:t>JWT（规划中）</w:t>
+              <w:t>API Key</w:t>
             </w:r>
           </w:p>
         </w:tc>
@@ -3665,6 +4250,38 @@
           </w:tcPr>
           <w:p>
             <w:r>
+              <w:t>auth_mode: "api_key"</w:t>
+            </w:r>
+          </w:p>
+        </w:tc>
+        <w:tc>
+          <w:tcPr>
+            <w:tcW w:type="dxa" w:w="2882"/>
+          </w:tcPr>
+          <w:p>
+            <w:r>
+              <w:t>校验 X-API-Key 请求头，server.auth_api_key 必填（为空拒绝启动）</w:t>
+            </w:r>
+          </w:p>
+        </w:tc>
+      </w:tr>
+      <w:tr>
+        <w:tc>
+          <w:tcPr>
+            <w:tcW w:type="dxa" w:w="2882"/>
+          </w:tcPr>
+          <w:p>
+            <w:r>
+              <w:t>JWT</w:t>
+            </w:r>
+          </w:p>
+        </w:tc>
+        <w:tc>
+          <w:tcPr>
+            <w:tcW w:type="dxa" w:w="2882"/>
+          </w:tcPr>
+          <w:p>
+            <w:r>
               <w:t>auth_mode: "jwt"</w:t>
             </w:r>
           </w:p>
@@ -3675,7 +4292,7 @@
           </w:tcPr>
           <w:p>
             <w:r>
-              <w:t>从 Authorization: Bearer &lt;token&gt; 中解析用户标识</w:t>
+              <w:t>校验 Authorization: Bearer &lt;token&gt; 的 HS256 签名，取 sub 作为用户标识并校验 exp，server.auth_jwt_secret 必填</w:t>
             </w:r>
           </w:p>
         </w:tc>
@@ -3684,7 +4301,7 @@
     <w:p/>
     <w:p>
       <w:r>
-        <w:t>Header 模式示例：在请求中添加 X-User-ID: alice 即可标识用户。用户 ID 长度不超过 128 字符，不允许包含 / \ &lt; &gt; 等特殊字符。</w:t>
+        <w:t>Header 模式示例：在请求中添加 X-User-ID: alice 即可标识用户。用户 ID 长度不超过 128 字符，不允许包含 / \ &lt; &gt; 等特殊字符。api_key 模式需额外携带请求头 -H "X-API-Key: &lt;key&gt;"；jwt 模式需携带 -H "Authorization: Bearer &lt;token&gt;"（token 需使用 server.auth_jwt_secret 对应密钥以 HS256 签名，包含 sub 声明，exp 会被校验）。</w:t>
       </w:r>
     </w:p>
     <w:p>
@@ -4341,7 +4958,7 @@
     </w:p>
     <w:p>
       <w:r>
-        <w:t>A: 建议：1) 使用反向代理（Nginx/Caddy）处理 TLS 和真实认证；2) 将 auth_mode 设为 "header"，由反向代理验证 JWT 后注入 X-User-ID；3) 不要将 8080 端口直接暴露到公网；4) 配合 systemd 或 Docker 管理进程生命周期。</w:t>
+        <w:t>A: 建议：1) 可直接使用 api_key 或 jwt 认证模式（分别配置 server.auth_api_key / server.auth_jwt_secret，支持 ${ENV_VAR} 引用）；2) 或继续使用反向代理（Nginx/Caddy）处理 TLS 和真实认证，验证通过后注入 X-User-ID（auth_mode 保持 "header"）；3) 不要将 8080 端口直接暴露到公网；4) 配合 systemd 或 Docker 管理进程生命周期。</w:t>
       </w:r>
     </w:p>
     <w:p/>
@@ -4360,7 +4977,7 @@
         <w:pStyle w:val="Heading1"/>
       </w:pPr>
       <w:r>
-        <w:t>附录: 项目目录结构（v0.2.0）</w:t>
+        <w:t>附录: 项目目录结构（v0.3.0）</w:t>
       </w:r>
     </w:p>
     <w:p>
@@ -4391,9 +5008,9 @@
         <w:br/>
         <w:t>|   |-- memory/                # 三层记忆系统</w:t>
         <w:br/>
-        <w:t>|   |-- session/               # 多用户会话管理（NEW）</w:t>
+        <w:t>|   |-- session/               # 多用户会话管理（含工具调用门禁 gate.go）</w:t>
         <w:br/>
-        <w:t>|   |-- server/                # HTTP API 与认证中间件（NEW）</w:t>
+        <w:t>|   |-- server/                # HTTP API 与认证中间件</w:t>
         <w:br/>
         <w:t>|   |-- security/              # 安全策略引擎</w:t>
         <w:br/>
@@ -4401,11 +5018,17 @@
         <w:br/>
         <w:t>|   |-- ctxmgr/                # 上下文压缩管理</w:t>
         <w:br/>
+        <w:t>|   |-- search/                # 搜索引擎抽象（DuckDuckGo / Tavily）</w:t>
+        <w:br/>
+        <w:t>|   |-- kb/                    # 本地知识库（BM25 检索）</w:t>
+        <w:br/>
+        <w:t>|   |-- bootstrap/             # 启动装配（数据源 / 知识库 / MCP）</w:t>
+        <w:br/>
         <w:t>|   |-- doctor/                # 健康自检系统</w:t>
         <w:br/>
         <w:t>|   |-- trace/                 # 执行追踪</w:t>
         <w:br/>
-        <w:t>|   |-- mcp/                   # MCP 协议适配</w:t>
+        <w:t>|   |-- mcp/                   # MCP 客户端（stdio/SSE），经 config mcp.servers 装配</w:t>
         <w:br/>
         <w:t>|-- data/                      # Skill 持久化存储</w:t>
         <w:br/>
@@ -4414,6 +5037,8 @@
         <w:t>|   |-- tommy-agent            # CLI 二进制</w:t>
         <w:br/>
         <w:t>|   |-- tommy-server           # HTTP 服务二进制</w:t>
+        <w:br/>
+        <w:t>|-- .github/workflows/ci.yml   # CI（gofmt / vet / test / 交叉编译）</w:t>
         <w:br/>
         <w:t>|-- go.mod</w:t>
         <w:br/>

--- a/Tommy-Cat_Agent_使用手册.docx
+++ b/Tommy-Cat_Agent_使用手册.docx
@@ -591,6 +591,8 @@
         <w:br/>
         <w:t xml:space="preserve">    mimo:</w:t>
         <w:br/>
+        <w:t xml:space="preserve">      # protocol 默认为 "openai"，可省略；接入 Anthropic Claude 时设为 "anthropic"（见 6.5 节）</w:t>
+        <w:br/>
         <w:t xml:space="preserve">      base_url: "https://token-plan-cn.xiaomimimo.com/v1/chat/completions"</w:t>
         <w:br/>
         <w:t xml:space="preserve">      api_key: "${MIMO_API_KEY}"    # 支持环境变量</w:t>
@@ -852,7 +854,7 @@
           </w:tcPr>
           <w:p>
             <w:r>
-              <w:t>OpenAI 兼容 API 地址</w:t>
+              <w:t>API 端点地址（anthropic 协议可省略，默认官方端点）</w:t>
             </w:r>
           </w:p>
         </w:tc>
@@ -1063,6 +1065,48 @@
           <w:p>
             <w:r>
               <w:t>自定义请求头</w:t>
+            </w:r>
+          </w:p>
+        </w:tc>
+      </w:tr>
+      <w:tr>
+        <w:tc>
+          <w:tcPr>
+            <w:tcW w:type="dxa" w:w="2161"/>
+          </w:tcPr>
+          <w:p>
+            <w:r>
+              <w:t>llm.providers.&lt;name&gt;.protocol</w:t>
+            </w:r>
+          </w:p>
+        </w:tc>
+        <w:tc>
+          <w:tcPr>
+            <w:tcW w:type="dxa" w:w="2161"/>
+          </w:tcPr>
+          <w:p>
+            <w:r>
+              <w:t>string</w:t>
+            </w:r>
+          </w:p>
+        </w:tc>
+        <w:tc>
+          <w:tcPr>
+            <w:tcW w:type="dxa" w:w="2161"/>
+          </w:tcPr>
+          <w:p>
+            <w:r>
+              <w:t>openai</w:t>
+            </w:r>
+          </w:p>
+        </w:tc>
+        <w:tc>
+          <w:tcPr>
+            <w:tcW w:type="dxa" w:w="2161"/>
+          </w:tcPr>
+          <w:p>
+            <w:r>
+              <w:t>协议类型（openai / anthropic），接入 Claude 时设为 "anthropic"</w:t>
             </w:r>
           </w:p>
         </w:tc>
@@ -1729,6 +1773,28 @@
           <w:p>
             <w:r>
               <w:t>llm.providers.qwen.api_key（可选）</w:t>
+            </w:r>
+          </w:p>
+        </w:tc>
+      </w:tr>
+      <w:tr>
+        <w:tc>
+          <w:tcPr>
+            <w:tcW w:type="dxa" w:w="4323"/>
+          </w:tcPr>
+          <w:p>
+            <w:r>
+              <w:t>ANTHROPIC_API_KEY</w:t>
+            </w:r>
+          </w:p>
+        </w:tc>
+        <w:tc>
+          <w:tcPr>
+            <w:tcW w:type="dxa" w:w="4323"/>
+          </w:tcPr>
+          <w:p>
+            <w:r>
+              <w:t>llm.providers.&lt;name&gt;.api_key（anthropic 协议供应商，可选）</w:t>
             </w:r>
           </w:p>
         </w:tc>
@@ -2087,7 +2153,7 @@
     </w:p>
     <w:p>
       <w:r>
-        <w:t>Tommy-Cat 采用通用 Provider 架构，任何兼容 OpenAI Chat Completions API 的服务均可通过配置接入，无需修改代码。</w:t>
+        <w:t>Tommy-Cat 采用通用 Provider 架构，支持两种 LLM 协议：OpenAI Chat Completions 兼容协议（默认）与 Anthropic Messages API，通过供应商配置的 protocol 字段（openai / anthropic）选择。任何兼容这两种协议的服务均可通过 YAML 配置接入，无需修改代码。</w:t>
       </w:r>
     </w:p>
     <w:p>
@@ -2169,6 +2235,21 @@
         <w:t xml:space="preserve">      model: "local-model"</w:t>
         <w:br/>
         <w:t xml:space="preserve">      max_tokens: 8192</w:t>
+        <w:br/>
+        <w:br/>
+        <w:t xml:space="preserve">    # 接入 Anthropic Claude（Anthropic Messages API 协议）</w:t>
+        <w:br/>
+        <w:t xml:space="preserve">    anthropic:</w:t>
+        <w:br/>
+        <w:t xml:space="preserve">      protocol: "anthropic"</w:t>
+        <w:br/>
+        <w:t xml:space="preserve">      # base_url 可省略，默认 https://api.anthropic.com/v1/messages</w:t>
+        <w:br/>
+        <w:t xml:space="preserve">      api_key: "${ANTHROPIC_API_KEY}"</w:t>
+        <w:br/>
+        <w:t xml:space="preserve">      model: "claude-sonnet-4-5"</w:t>
+        <w:br/>
+        <w:t xml:space="preserve">      max_tokens: 200000</w:t>
       </w:r>
     </w:p>
     <w:p>
@@ -2245,6 +2326,48 @@
         <w:t xml:space="preserve">        X-Custom-Header: "value"</w:t>
         <w:br/>
         <w:t xml:space="preserve">        X-Org-Id: "org-123"</w:t>
+      </w:r>
+    </w:p>
+    <w:p>
+      <w:pPr>
+        <w:pStyle w:val="Heading2"/>
+      </w:pPr>
+      <w:r>
+        <w:t>6.5 接入 Anthropic Claude</w:t>
+      </w:r>
+    </w:p>
+    <w:p>
+      <w:r>
+        <w:t>Anthropic Claude 系列模型使用 Anthropic Messages API，与 OpenAI 兼容协议不同，需将供应商的 protocol 字段设为 "anthropic"（缺省为 "openai"，可省略）：</w:t>
+      </w:r>
+    </w:p>
+    <w:p>
+      <w:r>
+        <w:rPr>
+          <w:rFonts w:ascii="Courier New" w:hAnsi="Courier New"/>
+          <w:sz w:val="19"/>
+        </w:rPr>
+        <w:t xml:space="preserve">    anthropic:</w:t>
+        <w:br/>
+        <w:t xml:space="preserve">      protocol: "anthropic"</w:t>
+        <w:br/>
+        <w:t xml:space="preserve">      # base_url 可省略，默认 https://api.anthropic.com/v1/messages</w:t>
+        <w:br/>
+        <w:t xml:space="preserve">      api_key: "${ANTHROPIC_API_KEY}"</w:t>
+        <w:br/>
+        <w:t xml:space="preserve">      model: "claude-sonnet-4-5"</w:t>
+        <w:br/>
+        <w:t xml:space="preserve">      max_tokens: 200000</w:t>
+      </w:r>
+    </w:p>
+    <w:p>
+      <w:r>
+        <w:t>认证方式：Anthropic 协议使用 x-api-key 请求头传递 API Key，网关自动携带 anthropic-version 版本头，无需手工配置 headers。</w:t>
+      </w:r>
+    </w:p>
+    <w:p>
+      <w:r>
+        <w:t>接入后与其他供应商完全一致：可作为 default_provider 或 fallback_provider 参与故障转移，网关的重试（指数退避）、熔断与降级逻辑对两种协议透明。</w:t>
       </w:r>
     </w:p>
     <w:p>
@@ -4079,6 +4202,20 @@
     <w:p>
       <w:pPr/>
     </w:p>
+    <w:p>
+      <w:r>
+        <w:rPr>
+          <w:b/>
+        </w:rPr>
+        <w:t>Q: 如何接入 Anthropic Claude 模型？</w:t>
+      </w:r>
+    </w:p>
+    <w:p>
+      <w:r>
+        <w:t>A: 在 llm.providers 中新增条目并设置 protocol: "anthropic"，api_key 引用 ${ANTHROPIC_API_KEY}，model 如 claude-sonnet-4-5；base_url 可省略（默认官方端点 https://api.anthropic.com/v1/messages）。配置示例见 6.5 节。</w:t>
+      </w:r>
+    </w:p>
+    <w:p/>
     <w:p>
       <w:pPr>
         <w:pStyle w:val="Heading1"/>
